--- a/Unidad 4/4.1 Mapa Mental_Cynthia Jasmine Morales Torres.docx
+++ b/Unidad 4/4.1 Mapa Mental_Cynthia Jasmine Morales Torres.docx
@@ -892,18 +892,56 @@
               </w:r>
             </w:p>
             <w:p>
+              <w:proofErr w:type="spellStart"/>
               <w:r>
-                <w:t xml:space="preserve">Claudiomanzanero. (2017, 15 mayo). </w:t>
+                <w:t>Claudiomanzanero</w:t>
+              </w:r>
+              <w:proofErr w:type="spellEnd"/>
+              <w:r>
+                <w:t xml:space="preserve">. (2017, 15 mayo). </w:t>
               </w:r>
               <w:r>
                 <w:rPr>
                   <w:i/>
                   <w:iCs/>
                 </w:rPr>
-                <w:t>Unidad 5: Analisis Lexico</w:t>
+                <w:t xml:space="preserve">Unidad 5: </w:t>
               </w:r>
+              <w:proofErr w:type="spellStart"/>
               <w:r>
-                <w:t>. Lenguajes y Automatas 1 Unidades: https://lenguajesyautomatasblog.wordpress.com/2017/05/15/unidad-5-analisis-lexico/</w:t>
+                <w:rPr>
+                  <w:i/>
+                  <w:iCs/>
+                </w:rPr>
+                <w:t>Analisis</w:t>
+              </w:r>
+              <w:proofErr w:type="spellEnd"/>
+              <w:r>
+                <w:rPr>
+                  <w:i/>
+                  <w:iCs/>
+                </w:rPr>
+                <w:t xml:space="preserve"> </w:t>
+              </w:r>
+              <w:proofErr w:type="spellStart"/>
+              <w:r>
+                <w:rPr>
+                  <w:i/>
+                  <w:iCs/>
+                </w:rPr>
+                <w:t>Lexico</w:t>
+              </w:r>
+              <w:proofErr w:type="spellEnd"/>
+              <w:r>
+                <w:t xml:space="preserve">. Lenguajes y </w:t>
+              </w:r>
+              <w:proofErr w:type="spellStart"/>
+              <w:r>
+                <w:t>Automatas</w:t>
+              </w:r>
+              <w:proofErr w:type="spellEnd"/>
+              <w:r>
+                <w:t xml:space="preserve"> 1 Unidades: https://lenguajesyautomatasblog.wordpress.com/2017/05/15/unidad-5-analisis-lexico/</w:t>
               </w:r>
             </w:p>
             <w:p/>
@@ -926,6 +964,27 @@
     <w:p/>
     <w:p/>
     <w:p/>
+    <w:p/>
+    <w:p/>
+    <w:p/>
+    <w:p/>
+    <w:p/>
+    <w:p>
+      <w:r>
+        <w:lastRenderedPageBreak/>
+        <w:t>ANEXO LINK DE LA ACTIVIDAD SOLICITADA Y ENVIADA A GITH HUB:</w:t>
+      </w:r>
+    </w:p>
+    <w:p>
+      <w:hyperlink r:id="rId9" w:history="1">
+        <w:r>
+          <w:rPr>
+            <w:rStyle w:val="Hipervnculo"/>
+          </w:rPr>
+          <w:t>https://github.com/Cynthia21Morales/Lenguajes_Y_Autonomas1_CynthiaJasmineMT/blob/main/Unidad%204/4.1%20Mapa%20Mental_Cynthia%20Jasmine%20Morales%20Torres.docx</w:t>
+        </w:r>
+      </w:hyperlink>
+    </w:p>
     <w:sectPr>
       <w:pgSz w:w="12240" w:h="15840"/>
       <w:pgMar w:top="1418" w:right="1701" w:bottom="1418" w:left="1701" w:header="709" w:footer="709" w:gutter="0"/>
@@ -2194,6 +2253,29 @@
       <w:szCs w:val="24"/>
     </w:rPr>
   </w:style>
+  <w:style w:type="character" w:styleId="Hipervnculo">
+    <w:name w:val="Hyperlink"/>
+    <w:basedOn w:val="Fuentedeprrafopredeter"/>
+    <w:uiPriority w:val="99"/>
+    <w:unhideWhenUsed/>
+    <w:rsid w:val="00872731"/>
+    <w:rPr>
+      <w:color w:val="0563C1" w:themeColor="hyperlink"/>
+      <w:u w:val="single"/>
+    </w:rPr>
+  </w:style>
+  <w:style w:type="character" w:styleId="Mencinsinresolver">
+    <w:name w:val="Unresolved Mention"/>
+    <w:basedOn w:val="Fuentedeprrafopredeter"/>
+    <w:uiPriority w:val="99"/>
+    <w:semiHidden/>
+    <w:unhideWhenUsed/>
+    <w:rsid w:val="00872731"/>
+    <w:rPr>
+      <w:color w:val="605E5C"/>
+      <w:shd w:val="clear" w:color="auto" w:fill="E1DFDD"/>
+    </w:rPr>
+  </w:style>
 </w:styles>
 </file>
 
